--- a/Документы/РП.docx
+++ b/Документы/РП.docx
@@ -236,7 +236,16 @@
           <w:sz w:val="28"/>
           <w:szCs w:val="28"/>
         </w:rPr>
-        <w:t xml:space="preserve">Программа </w:t>
+        <w:t>Игра</w:t>
+      </w:r>
+      <w:r>
+        <w:rPr>
+          <w:b/>
+          <w:bCs/>
+          <w:sz w:val="28"/>
+          <w:szCs w:val="28"/>
+        </w:rPr>
+        <w:t xml:space="preserve"> </w:t>
       </w:r>
       <w:r>
         <w:rPr>
@@ -2412,10 +2421,7 @@
     </w:p>
     <w:p>
       <w:r>
-        <w:t>П</w:t>
-      </w:r>
-      <w:r>
-        <w:t>рограмма «Змейка» представляет собой современную реализацию классической аркадной игры «Snake». Она предназначена для развлечения, тренировки реакции, внимания и координации. Может использоваться как в личных целях, так и в образовательных (изучение программирования на Python и Tkinter).</w:t>
+        <w:t>Программа «Змейка» представляет собой современную реализацию классической аркадной игры «Snake». Она предназначена для развлечения, тренировки реакции, внимания и координации. Может использоваться как в личных целях, так и в образовательных (изучение программирования на Python и Tkinter).</w:t>
       </w:r>
     </w:p>
     <w:p>
@@ -2436,10 +2442,7 @@
         <w:t>у</w:t>
       </w:r>
       <w:r>
-        <w:t>правление только клавишами стрелок, сбор еды, рост длины</w:t>
-      </w:r>
-      <w:r>
-        <w:t xml:space="preserve">, </w:t>
+        <w:t xml:space="preserve">правление только клавишами стрелок, сбор еды, рост длины, </w:t>
       </w:r>
       <w:r>
         <w:t>п</w:t>
@@ -2475,10 +2478,7 @@
     </w:p>
     <w:p>
       <w:r>
-        <w:t>Настоящее «Руководство пользователя»</w:t>
-      </w:r>
-      <w:r>
-        <w:t xml:space="preserve">, </w:t>
+        <w:t xml:space="preserve">Настоящее «Руководство пользователя», </w:t>
       </w:r>
       <w:r>
         <w:t>«</w:t>
@@ -2518,61 +2518,38 @@
       <w:bookmarkEnd w:id="8"/>
     </w:p>
     <w:p>
-      <w:pPr>
-        <w:rPr>
-          <w:lang w:val="en-US"/>
-        </w:rPr>
-      </w:pPr>
-      <w:r>
-        <w:t>Основные функции:</w:t>
-      </w:r>
-      <w:r>
-        <w:t xml:space="preserve"> </w:t>
+      <w:r>
+        <w:t xml:space="preserve">Основные функции: </w:t>
       </w:r>
       <w:r>
         <w:t>з</w:t>
       </w:r>
       <w:r>
-        <w:t>апуск игры и навигация по меню</w:t>
-      </w:r>
-      <w:r>
-        <w:t xml:space="preserve">, </w:t>
+        <w:t xml:space="preserve">апуск игры и навигация по меню, </w:t>
       </w:r>
       <w:r>
         <w:t>у</w:t>
       </w:r>
       <w:r>
-        <w:t>правление змейкой в реальном времени</w:t>
-      </w:r>
-      <w:r>
-        <w:t xml:space="preserve">, </w:t>
+        <w:t xml:space="preserve">правление змейкой в реальном времени, </w:t>
       </w:r>
       <w:r>
         <w:t>г</w:t>
       </w:r>
       <w:r>
-        <w:t>енерация еды в случайных позициях</w:t>
-      </w:r>
-      <w:r>
-        <w:t xml:space="preserve">, </w:t>
+        <w:t xml:space="preserve">енерация еды в случайных позициях, </w:t>
       </w:r>
       <w:r>
         <w:t>о</w:t>
       </w:r>
       <w:r>
-        <w:t>бработка столкновений</w:t>
-      </w:r>
-      <w:r>
-        <w:t xml:space="preserve">, </w:t>
+        <w:t xml:space="preserve">бработка столкновений, </w:t>
       </w:r>
       <w:r>
         <w:t>о</w:t>
       </w:r>
       <w:r>
-        <w:t>тображение текущего счёта</w:t>
-      </w:r>
-      <w:r>
-        <w:t xml:space="preserve">, </w:t>
+        <w:t xml:space="preserve">тображение текущего счёта, </w:t>
       </w:r>
       <w:r>
         <w:t>п</w:t>
@@ -2911,25 +2888,7 @@
     </w:p>
     <w:p>
       <w:r>
-        <w:t>Дистрибутив содержит:</w:t>
-      </w:r>
-      <w:r>
-        <w:t xml:space="preserve"> п</w:t>
-      </w:r>
-      <w:r>
-        <w:t xml:space="preserve">апку </w:t>
-      </w:r>
-      <w:r>
-        <w:t>«</w:t>
-      </w:r>
-      <w:r>
-        <w:t>game</w:t>
-      </w:r>
-      <w:r>
-        <w:t>»</w:t>
-      </w:r>
-      <w:r>
-        <w:t xml:space="preserve"> с исходным кодом</w:t>
+        <w:t>Дистрибутив содержит: папку «game» с исходным кодом</w:t>
       </w:r>
       <w:r>
         <w:t xml:space="preserve">, </w:t>
@@ -3010,16 +2969,7 @@
         <w:t>md</w:t>
       </w:r>
       <w:r>
-        <w:t>» и «</w:t>
-      </w:r>
-      <w:r>
-        <w:t>Dockerfile</w:t>
-      </w:r>
-      <w:r>
-        <w:t>»</w:t>
-      </w:r>
-      <w:r>
-        <w:t xml:space="preserve"> для контейнеризации.</w:t>
+        <w:t>» и «Dockerfile» для контейнеризации.</w:t>
       </w:r>
     </w:p>
     <w:p>
@@ -3040,10 +2990,7 @@
         <w:t>клонировать</w:t>
       </w:r>
       <w:r>
-        <w:t xml:space="preserve"> репозиторий</w:t>
-      </w:r>
-      <w:r>
-        <w:t>,</w:t>
+        <w:t xml:space="preserve"> репозиторий,</w:t>
       </w:r>
       <w:r>
         <w:t xml:space="preserve"> а затем п</w:t>
@@ -3244,28 +3191,7 @@
     </w:p>
     <w:p>
       <w:r>
-        <w:t>В м</w:t>
-      </w:r>
-      <w:r>
-        <w:t>еню</w:t>
-      </w:r>
-      <w:r>
-        <w:t xml:space="preserve"> </w:t>
-      </w:r>
-      <w:r>
-        <w:t xml:space="preserve">кнопка </w:t>
-      </w:r>
-      <w:r>
-        <w:t>«</w:t>
-      </w:r>
-      <w:r>
-        <w:t>Start</w:t>
-      </w:r>
-      <w:r>
-        <w:t>» нужна</w:t>
-      </w:r>
-      <w:r>
-        <w:t xml:space="preserve"> для начала игры</w:t>
+        <w:t>В меню кнопка «Start» нужна для начала игры</w:t>
       </w:r>
       <w:r>
         <w:t xml:space="preserve">, </w:t>
@@ -3277,10 +3203,7 @@
         <w:t xml:space="preserve">, </w:t>
       </w:r>
       <w:r>
-        <w:t>е</w:t>
-      </w:r>
-      <w:r>
-        <w:t>да появляется в случайном месте, при поедании увеличивает длину змейки и счёт</w:t>
+        <w:t>еда появляется в случайном месте, при поедании увеличивает длину змейки и счёт</w:t>
       </w:r>
       <w:r>
         <w:t xml:space="preserve">, </w:t>
@@ -3298,18 +3221,12 @@
         <w:t xml:space="preserve">, </w:t>
       </w:r>
       <w:r>
-        <w:t>отображение экрана поражения</w:t>
-      </w:r>
-      <w:r>
-        <w:t xml:space="preserve"> при столкновении со стеной или своим телом.</w:t>
+        <w:t>отображение экрана поражения при столкновении со стеной или своим телом.</w:t>
       </w:r>
     </w:p>
     <w:p>
       <w:pPr>
         <w:pStyle w:val="2"/>
-        <w:rPr>
-          <w:lang w:val="en-US"/>
-        </w:rPr>
       </w:pPr>
       <w:bookmarkStart w:id="16" w:name="_Toc196809293"/>
       <w:r>
@@ -3337,37 +3254,25 @@
         <w:t xml:space="preserve"> о</w:t>
       </w:r>
       <w:r>
-        <w:t>бработка нажатий клавиш</w:t>
-      </w:r>
-      <w:r>
-        <w:t>,</w:t>
+        <w:t>бработка нажатий клавиш,</w:t>
       </w:r>
       <w:r>
         <w:t xml:space="preserve"> д</w:t>
       </w:r>
       <w:r>
-        <w:t>вижение змейки</w:t>
-      </w:r>
-      <w:r>
-        <w:t>,</w:t>
+        <w:t>вижение змейки,</w:t>
       </w:r>
       <w:r>
         <w:t xml:space="preserve"> п</w:t>
       </w:r>
       <w:r>
-        <w:t>роверка коллизий</w:t>
-      </w:r>
-      <w:r>
-        <w:t>,</w:t>
+        <w:t>роверка коллизий,</w:t>
       </w:r>
       <w:r>
         <w:t xml:space="preserve"> г</w:t>
       </w:r>
       <w:r>
-        <w:t>енерация новой еды</w:t>
-      </w:r>
-      <w:r>
-        <w:t>,</w:t>
+        <w:t>енерация новой еды,</w:t>
       </w:r>
       <w:r>
         <w:t xml:space="preserve"> о</w:t>
@@ -3397,10 +3302,7 @@
         <w:t>Для взаимодействия с интерфейсом используются: к</w:t>
       </w:r>
       <w:r>
-        <w:t>лавиатура</w:t>
-      </w:r>
-      <w:r>
-        <w:t xml:space="preserve">, </w:t>
+        <w:t xml:space="preserve">лавиатура, </w:t>
       </w:r>
       <w:r>
         <w:t xml:space="preserve">а именно </w:t>
@@ -3418,19 +3320,13 @@
         <w:t>»</w:t>
       </w:r>
       <w:r>
-        <w:t xml:space="preserve">, </w:t>
-      </w:r>
-      <w:r>
-        <w:t>для управления направление</w:t>
+        <w:t>, для управления направление</w:t>
       </w:r>
       <w:r>
         <w:t>м; м</w:t>
       </w:r>
       <w:r>
-        <w:t>ышь</w:t>
-      </w:r>
-      <w:r>
-        <w:t xml:space="preserve">, </w:t>
+        <w:t xml:space="preserve">ышь, </w:t>
       </w:r>
       <w:r>
         <w:t xml:space="preserve">для </w:t>
@@ -3489,22 +3385,13 @@
     </w:p>
     <w:p>
       <w:r>
-        <w:t>Для восстановления попробуйте следующие действия: п</w:t>
-      </w:r>
-      <w:r>
-        <w:t>ерезапустите игру</w:t>
+        <w:t>Для восстановления попробуйте следующие действия: перезапустите игру</w:t>
       </w:r>
       <w:r>
         <w:t>,</w:t>
       </w:r>
       <w:r>
-        <w:t xml:space="preserve"> п</w:t>
-      </w:r>
-      <w:r>
-        <w:t>роверьте целостность файлов.</w:t>
-      </w:r>
-      <w:r>
-        <w:t xml:space="preserve"> При необходимости можете клонировать репозиторий заново.</w:t>
+        <w:t xml:space="preserve"> проверьте целостность файлов. При необходимости можете клонировать репозиторий заново.</w:t>
       </w:r>
     </w:p>
     <w:p>
@@ -3552,31 +3439,13 @@
     </w:p>
     <w:p>
       <w:r>
-        <w:t>Если вы столкнулись со одной из следующих проблем: в</w:t>
-      </w:r>
-      <w:r>
-        <w:t xml:space="preserve">ылет игры </w:t>
-      </w:r>
-      <w:r>
-        <w:t>–</w:t>
-      </w:r>
-      <w:r>
-        <w:t xml:space="preserve"> проверьте логи</w:t>
+        <w:t>Если вы столкнулись со одной из следующих проблем: вылет игры – проверьте логи</w:t>
       </w:r>
       <w:r>
         <w:t>,</w:t>
       </w:r>
       <w:r>
-        <w:t xml:space="preserve"> п</w:t>
-      </w:r>
-      <w:r>
-        <w:t xml:space="preserve">роблемы с графикой </w:t>
-      </w:r>
-      <w:r>
-        <w:t xml:space="preserve">– </w:t>
-      </w:r>
-      <w:r>
-        <w:t>убедитесь, что Tkinter работает корректно в вашей ОС.</w:t>
+        <w:t xml:space="preserve"> проблемы с графикой – убедитесь, что Tkinter работает корректно в вашей ОС.</w:t>
       </w:r>
     </w:p>
     <w:p>
@@ -3594,54 +3463,18 @@
     </w:p>
     <w:p>
       <w:r>
-        <w:t>Во-первых, н</w:t>
-      </w:r>
-      <w:r>
-        <w:t>ачните с меню и нескольких тестовых игр, чтобы привыкнуть к управлению.</w:t>
+        <w:t>Во-первых, начните с меню и нескольких тестовых игр, чтобы привыкнуть к управлению. Старайтесь не врезаться в стены и свой хвост – это основная сложность. Для достижения победы планируйте маршрут так, чтобы змейка росла равномерно.</w:t>
+      </w:r>
+    </w:p>
+    <w:p>
+      <w:r>
+        <w:t>Изучите код в папке «game»</w:t>
       </w:r>
       <w:r>
         <w:t xml:space="preserve"> </w:t>
       </w:r>
       <w:r>
-        <w:t xml:space="preserve">Старайтесь не врезаться в стены и свой хвост </w:t>
-      </w:r>
-      <w:r>
-        <w:t xml:space="preserve">– </w:t>
-      </w:r>
-      <w:r>
-        <w:t>это основная сложность.</w:t>
-      </w:r>
-      <w:r>
-        <w:t xml:space="preserve"> </w:t>
-      </w:r>
-      <w:r>
-        <w:t>Для достижения победы планируйте маршрут так, чтобы змейка росла равномерно.</w:t>
-      </w:r>
-    </w:p>
-    <w:p>
-      <w:r>
-        <w:t xml:space="preserve">Изучите код в папке </w:t>
-      </w:r>
-      <w:r>
-        <w:t>«</w:t>
-      </w:r>
-      <w:r>
-        <w:t>game</w:t>
-      </w:r>
-      <w:r>
-        <w:t>»</w:t>
-      </w:r>
-      <w:r>
-        <w:t xml:space="preserve"> </w:t>
-      </w:r>
-      <w:r>
-        <w:t>– проект хорошо структурирован и может служить примером для обучения</w:t>
-      </w:r>
-      <w:r>
-        <w:t xml:space="preserve"> (создания игры)</w:t>
-      </w:r>
-      <w:r>
-        <w:t>.</w:t>
+        <w:t>– проект хорошо структурирован и может служить примером для обучения (создания игры).</w:t>
       </w:r>
     </w:p>
     <w:sectPr>
@@ -6659,6 +6492,7 @@
   <w:style w:type="character" w:default="1" w:styleId="a2">
     <w:name w:val="Default Paragraph Font"/>
     <w:uiPriority w:val="1"/>
+    <w:semiHidden/>
     <w:unhideWhenUsed/>
   </w:style>
   <w:style w:type="table" w:default="1" w:styleId="a3">
@@ -7844,9 +7678,7 @@
 </file>
 
 <file path=customXml/item1.xml><?xml version="1.0" encoding="utf-8"?>
-<p:properties xmlns:p="http://schemas.microsoft.com/office/2006/metadata/properties" xmlns:xsi="http://www.w3.org/2001/XMLSchema-instance" xmlns:pc="http://schemas.microsoft.com/office/infopath/2007/PartnerControls">
-  <documentManagement/>
-</p:properties>
+<b:Sources xmlns:b="http://schemas.openxmlformats.org/officeDocument/2006/bibliography" xmlns="http://schemas.openxmlformats.org/officeDocument/2006/bibliography" SelectedStyle="\APASixthEditionOfficeOnline.xsl" StyleName="APA" Version="6"/>
 </file>
 
 <file path=customXml/item2.xml><?xml version="1.0" encoding="utf-8"?>
@@ -8059,7 +7891,9 @@
 </file>
 
 <file path=customXml/item3.xml><?xml version="1.0" encoding="utf-8"?>
-<b:Sources xmlns:b="http://schemas.openxmlformats.org/officeDocument/2006/bibliography" xmlns="http://schemas.openxmlformats.org/officeDocument/2006/bibliography" SelectedStyle="\APASixthEditionOfficeOnline.xsl" StyleName="APA" Version="6"/>
+<p:properties xmlns:p="http://schemas.microsoft.com/office/2006/metadata/properties" xmlns:xsi="http://www.w3.org/2001/XMLSchema-instance" xmlns:pc="http://schemas.microsoft.com/office/infopath/2007/PartnerControls">
+  <documentManagement/>
+</p:properties>
 </file>
 
 <file path=customXml/item4.xml><?xml version="1.0" encoding="utf-8"?>
@@ -8072,10 +7906,9 @@
 </file>
 
 <file path=customXml/itemProps1.xml><?xml version="1.0" encoding="utf-8"?>
-<ds:datastoreItem xmlns:ds="http://schemas.openxmlformats.org/officeDocument/2006/customXml" ds:itemID="{D1D02F96-5624-48FE-AB5F-467181C3EDC1}">
+<ds:datastoreItem xmlns:ds="http://schemas.openxmlformats.org/officeDocument/2006/customXml" ds:itemID="{DD8E238A-7598-41DC-BFE7-4E68495022CC}">
   <ds:schemaRefs>
-    <ds:schemaRef ds:uri="http://schemas.microsoft.com/office/2006/metadata/properties"/>
-    <ds:schemaRef ds:uri="http://schemas.microsoft.com/office/infopath/2007/PartnerControls"/>
+    <ds:schemaRef ds:uri="http://schemas.openxmlformats.org/officeDocument/2006/bibliography"/>
   </ds:schemaRefs>
 </ds:datastoreItem>
 </file>
@@ -8100,9 +7933,10 @@
 </file>
 
 <file path=customXml/itemProps3.xml><?xml version="1.0" encoding="utf-8"?>
-<ds:datastoreItem xmlns:ds="http://schemas.openxmlformats.org/officeDocument/2006/customXml" ds:itemID="{DD8E238A-7598-41DC-BFE7-4E68495022CC}">
+<ds:datastoreItem xmlns:ds="http://schemas.openxmlformats.org/officeDocument/2006/customXml" ds:itemID="{D1D02F96-5624-48FE-AB5F-467181C3EDC1}">
   <ds:schemaRefs>
-    <ds:schemaRef ds:uri="http://schemas.openxmlformats.org/officeDocument/2006/bibliography"/>
+    <ds:schemaRef ds:uri="http://schemas.microsoft.com/office/2006/metadata/properties"/>
+    <ds:schemaRef ds:uri="http://schemas.microsoft.com/office/infopath/2007/PartnerControls"/>
   </ds:schemaRefs>
 </ds:datastoreItem>
 </file>

--- a/Документы/РП.docx
+++ b/Документы/РП.docx
@@ -2579,7 +2579,13 @@
         <w:ind w:firstLine="0"/>
       </w:pPr>
       <w:r>
-        <w:t>Таблица 1 – условия применения</w:t>
+        <w:t xml:space="preserve">Таблица 1 – </w:t>
+      </w:r>
+      <w:r>
+        <w:t>У</w:t>
+      </w:r>
+      <w:r>
+        <w:t>словия применения</w:t>
       </w:r>
     </w:p>
     <w:tbl>
@@ -2897,6 +2903,9 @@
         <w:t xml:space="preserve">файл зависимостей </w:t>
       </w:r>
       <w:r>
+        <w:t>«</w:t>
+      </w:r>
+      <w:r>
         <w:rPr>
           <w:lang w:val="en-US"/>
         </w:rPr>
@@ -2912,6 +2921,9 @@
         <w:t>txt</w:t>
       </w:r>
       <w:r>
+        <w:t>»</w:t>
+      </w:r>
+      <w:r>
         <w:t xml:space="preserve">, </w:t>
       </w:r>
       <w:r>
@@ -2942,7 +2954,25 @@
         <w:t>»</w:t>
       </w:r>
       <w:r>
-        <w:t xml:space="preserve">, </w:t>
+        <w:t>,</w:t>
+      </w:r>
+      <w:r>
+        <w:t xml:space="preserve"> </w:t>
+      </w:r>
+      <w:r>
+        <w:t>ресурсы</w:t>
+      </w:r>
+      <w:r>
+        <w:rPr>
+          <w:lang w:val="pl-PL"/>
+        </w:rPr>
+        <w:t xml:space="preserve"> (фоновые изображения, иконка)</w:t>
+      </w:r>
+      <w:r>
+        <w:t>,</w:t>
+      </w:r>
+      <w:r>
+        <w:t xml:space="preserve"> </w:t>
       </w:r>
       <w:r>
         <w:t>файл с основной информацией</w:t>
@@ -2969,7 +2999,43 @@
         <w:t>md</w:t>
       </w:r>
       <w:r>
-        <w:t>» и «Dockerfile» для контейнеризации.</w:t>
+        <w:t xml:space="preserve">» и </w:t>
+      </w:r>
+      <w:r>
+        <w:t>файл «</w:t>
+      </w:r>
+      <w:r>
+        <w:rPr>
+          <w:lang w:val="pl-PL"/>
+        </w:rPr>
+        <w:t>Dockerfile</w:t>
+      </w:r>
+      <w:r>
+        <w:t>»</w:t>
+      </w:r>
+      <w:r>
+        <w:rPr>
+          <w:lang w:val="pl-PL"/>
+        </w:rPr>
+        <w:t xml:space="preserve"> </w:t>
+      </w:r>
+      <w:r>
+        <w:t xml:space="preserve">с </w:t>
+      </w:r>
+      <w:r>
+        <w:rPr>
+          <w:lang w:val="en-US"/>
+        </w:rPr>
+        <w:t>Docker</w:t>
+      </w:r>
+      <w:r>
+        <w:t xml:space="preserve"> </w:t>
+      </w:r>
+      <w:r>
+        <w:t>образом</w:t>
+      </w:r>
+      <w:r>
+        <w:t>.</w:t>
       </w:r>
     </w:p>
     <w:p>
@@ -7678,10 +7744,21 @@
 </file>
 
 <file path=customXml/item1.xml><?xml version="1.0" encoding="utf-8"?>
-<b:Sources xmlns:b="http://schemas.openxmlformats.org/officeDocument/2006/bibliography" xmlns="http://schemas.openxmlformats.org/officeDocument/2006/bibliography" SelectedStyle="\APASixthEditionOfficeOnline.xsl" StyleName="APA" Version="6"/>
+<?mso-contentType ?>
+<FormTemplates xmlns="http://schemas.microsoft.com/sharepoint/v3/contenttype/forms">
+  <Display>DocumentLibraryForm</Display>
+  <Edit>DocumentLibraryForm</Edit>
+  <New>DocumentLibraryForm</New>
+</FormTemplates>
 </file>
 
 <file path=customXml/item2.xml><?xml version="1.0" encoding="utf-8"?>
+<p:properties xmlns:p="http://schemas.microsoft.com/office/2006/metadata/properties" xmlns:xsi="http://www.w3.org/2001/XMLSchema-instance" xmlns:pc="http://schemas.microsoft.com/office/infopath/2007/PartnerControls">
+  <documentManagement/>
+</p:properties>
+</file>
+
+<file path=customXml/item3.xml><?xml version="1.0" encoding="utf-8"?>
 <ct:contentTypeSchema xmlns:ct="http://schemas.microsoft.com/office/2006/metadata/contentType" xmlns:ma="http://schemas.microsoft.com/office/2006/metadata/properties/metaAttributes" ct:_="" ma:_="" ma:contentTypeName="Документ" ma:contentTypeID="0x010100895006E4339BF24CAA0F5B167E451061" ma:contentTypeVersion="11" ma:contentTypeDescription="Создание документа." ma:contentTypeScope="" ma:versionID="ee66b34cdb7d5be00a86ac9db559fc97">
   <xsd:schema xmlns:xsd="http://www.w3.org/2001/XMLSchema" xmlns:xs="http://www.w3.org/2001/XMLSchema" xmlns:p="http://schemas.microsoft.com/office/2006/metadata/properties" xmlns:ns3="a1eb269e-cbf3-465a-8e4a-8d42bc45f09f" xmlns:ns4="a042d032-8e16-4c5e-a37e-70d449039bd2" targetNamespace="http://schemas.microsoft.com/office/2006/metadata/properties" ma:root="true" ma:fieldsID="9831aabdbf23b96857ccdb3f4e1a7ec2" ns3:_="" ns4:_="">
     <xsd:import namespace="a1eb269e-cbf3-465a-8e4a-8d42bc45f09f"/>
@@ -7890,30 +7967,28 @@
 </ct:contentTypeSchema>
 </file>
 
-<file path=customXml/item3.xml><?xml version="1.0" encoding="utf-8"?>
-<p:properties xmlns:p="http://schemas.microsoft.com/office/2006/metadata/properties" xmlns:xsi="http://www.w3.org/2001/XMLSchema-instance" xmlns:pc="http://schemas.microsoft.com/office/infopath/2007/PartnerControls">
-  <documentManagement/>
-</p:properties>
-</file>
-
 <file path=customXml/item4.xml><?xml version="1.0" encoding="utf-8"?>
-<?mso-contentType ?>
-<FormTemplates xmlns="http://schemas.microsoft.com/sharepoint/v3/contenttype/forms">
-  <Display>DocumentLibraryForm</Display>
-  <Edit>DocumentLibraryForm</Edit>
-  <New>DocumentLibraryForm</New>
-</FormTemplates>
+<b:Sources xmlns:b="http://schemas.openxmlformats.org/officeDocument/2006/bibliography" xmlns="http://schemas.openxmlformats.org/officeDocument/2006/bibliography" SelectedStyle="\APASixthEditionOfficeOnline.xsl" StyleName="APA" Version="6"/>
 </file>
 
 <file path=customXml/itemProps1.xml><?xml version="1.0" encoding="utf-8"?>
-<ds:datastoreItem xmlns:ds="http://schemas.openxmlformats.org/officeDocument/2006/customXml" ds:itemID="{DD8E238A-7598-41DC-BFE7-4E68495022CC}">
+<ds:datastoreItem xmlns:ds="http://schemas.openxmlformats.org/officeDocument/2006/customXml" ds:itemID="{C545EDB0-6DA9-4573-8FDA-4B7CDBF5EFD9}">
   <ds:schemaRefs>
-    <ds:schemaRef ds:uri="http://schemas.openxmlformats.org/officeDocument/2006/bibliography"/>
+    <ds:schemaRef ds:uri="http://schemas.microsoft.com/sharepoint/v3/contenttype/forms"/>
   </ds:schemaRefs>
 </ds:datastoreItem>
 </file>
 
 <file path=customXml/itemProps2.xml><?xml version="1.0" encoding="utf-8"?>
+<ds:datastoreItem xmlns:ds="http://schemas.openxmlformats.org/officeDocument/2006/customXml" ds:itemID="{D1D02F96-5624-48FE-AB5F-467181C3EDC1}">
+  <ds:schemaRefs>
+    <ds:schemaRef ds:uri="http://schemas.microsoft.com/office/2006/metadata/properties"/>
+    <ds:schemaRef ds:uri="http://schemas.microsoft.com/office/infopath/2007/PartnerControls"/>
+  </ds:schemaRefs>
+</ds:datastoreItem>
+</file>
+
+<file path=customXml/itemProps3.xml><?xml version="1.0" encoding="utf-8"?>
 <ds:datastoreItem xmlns:ds="http://schemas.openxmlformats.org/officeDocument/2006/customXml" ds:itemID="{BE06CD11-97E7-4DA4-A1E7-C20845DD652C}">
   <ds:schemaRefs>
     <ds:schemaRef ds:uri="http://schemas.microsoft.com/office/2006/metadata/contentType"/>
@@ -7932,19 +8007,10 @@
 </ds:datastoreItem>
 </file>
 
-<file path=customXml/itemProps3.xml><?xml version="1.0" encoding="utf-8"?>
-<ds:datastoreItem xmlns:ds="http://schemas.openxmlformats.org/officeDocument/2006/customXml" ds:itemID="{D1D02F96-5624-48FE-AB5F-467181C3EDC1}">
+<file path=customXml/itemProps4.xml><?xml version="1.0" encoding="utf-8"?>
+<ds:datastoreItem xmlns:ds="http://schemas.openxmlformats.org/officeDocument/2006/customXml" ds:itemID="{DD8E238A-7598-41DC-BFE7-4E68495022CC}">
   <ds:schemaRefs>
-    <ds:schemaRef ds:uri="http://schemas.microsoft.com/office/2006/metadata/properties"/>
-    <ds:schemaRef ds:uri="http://schemas.microsoft.com/office/infopath/2007/PartnerControls"/>
-  </ds:schemaRefs>
-</ds:datastoreItem>
-</file>
-
-<file path=customXml/itemProps4.xml><?xml version="1.0" encoding="utf-8"?>
-<ds:datastoreItem xmlns:ds="http://schemas.openxmlformats.org/officeDocument/2006/customXml" ds:itemID="{C545EDB0-6DA9-4573-8FDA-4B7CDBF5EFD9}">
-  <ds:schemaRefs>
-    <ds:schemaRef ds:uri="http://schemas.microsoft.com/sharepoint/v3/contenttype/forms"/>
+    <ds:schemaRef ds:uri="http://schemas.openxmlformats.org/officeDocument/2006/bibliography"/>
   </ds:schemaRefs>
 </ds:datastoreItem>
 </file>